--- a/PoC-MVP-Proof-of-Concept-Plan.docx
+++ b/PoC-MVP-Proof-of-Concept-Plan.docx
@@ -11,6 +11,432 @@
           <w:color w:val="1F3864"/>
         </w:rPr>
         <w:t>Pets of [City] — MVP Proof-of-Concept Plan (pre-incorporation)</w:t>
+      </w:r>
+    </w:p>
+    <w:p>
+      <w:pPr>
+        <w:pStyle w:val="Heading2"/>
+      </w:pPr>
+      <w:r>
+        <w:rPr>
+          <w:color w:val="1F4E79"/>
+        </w:rPr>
+        <w:t>Why this matters — and how it fits APPA's mission</w:t>
+      </w:r>
+    </w:p>
+    <w:p>
+      <w:r>
+        <w:t xml:space="preserve">APPA already invests </w:t>
+      </w:r>
+      <w:r>
+        <w:rPr>
+          <w:b/>
+        </w:rPr>
+        <w:t>~$2.5M/year</w:t>
+      </w:r>
+      <w:r>
+        <w:t xml:space="preserve"> in mission work that depends on local community and connectivity — yet it has </w:t>
+      </w:r>
+      <w:r>
+        <w:rPr>
+          <w:b/>
+        </w:rPr>
+        <w:t>no local, consumer-facing channel</w:t>
+      </w:r>
+      <w:r>
+        <w:t xml:space="preserve"> to deliver it. </w:t>
+      </w:r>
+      <w:r>
+        <w:rPr>
+          <w:b/>
+        </w:rPr>
+        <w:t>Pets of [City] is that channel.</w:t>
+      </w:r>
+      <w:r>
+        <w:t xml:space="preserve"> It gives APPA's mission a local delivery layer, a measurement engine (first-party data), and — the breakthrough — a way to turn </w:t>
+      </w:r>
+      <w:r>
+        <w:rPr>
+          <w:b/>
+        </w:rPr>
+        <w:t>advocacy from an expense into a profit center.</w:t>
+      </w:r>
+      <w:r>
+        <w:t xml:space="preserve"> That is the purpose of this venture; the financials are the *enabler*, not the point.</w:t>
+      </w:r>
+    </w:p>
+    <w:p>
+      <w:r>
+        <w:rPr>
+          <w:b/>
+        </w:rPr>
+        <w:t>The Rosetta Stone.</w:t>
+      </w:r>
+      <w:r>
+        <w:t xml:space="preserve"> PoC lets APPA </w:t>
+      </w:r>
+      <w:r>
+        <w:rPr>
+          <w:b/>
+        </w:rPr>
+        <w:t>solve the pet-care industry's biggest challenges *and make money doing it.</w:t>
+      </w:r>
+      <w:r>
+        <w:t>* Mission and margin pull in the same direction: every dollar of impact also builds a revenue line, and every revenue line advances the mission.</w:t>
+      </w:r>
+    </w:p>
+    <w:p>
+      <w:r>
+        <w:rPr>
+          <w:b/>
+        </w:rPr>
+        <w:t>How PoC amplifies each APPA mission priority — locally:</w:t>
+      </w:r>
+    </w:p>
+    <w:tbl>
+      <w:tblPr>
+        <w:tblStyle w:val="TableGrid"/>
+        <w:tblW w:type="auto" w:w="0"/>
+        <w:tblLayout w:type="autofit"/>
+        <w:tblLook w:firstColumn="1" w:firstRow="1" w:lastColumn="0" w:lastRow="0" w:noHBand="0" w:noVBand="1" w:val="04A0"/>
+      </w:tblPr>
+      <w:tblGrid>
+        <w:gridCol w:w="4320"/>
+        <w:gridCol w:w="4320"/>
+      </w:tblGrid>
+      <w:tr>
+        <w:tc>
+          <w:tcPr>
+            <w:tcW w:type="dxa" w:w="4320"/>
+            <w:shd w:val="clear" w:fill="DBE5F1"/>
+          </w:tcPr>
+          <w:p>
+            <w:r>
+              <w:rPr>
+                <w:b/>
+                <w:sz w:val="20"/>
+              </w:rPr>
+            </w:r>
+            <w:r>
+              <w:rPr>
+                <w:b/>
+                <w:sz w:val="20"/>
+              </w:rPr>
+              <w:t>APPA mission priority</w:t>
+            </w:r>
+          </w:p>
+        </w:tc>
+        <w:tc>
+          <w:tcPr>
+            <w:tcW w:type="dxa" w:w="4320"/>
+            <w:shd w:val="clear" w:fill="DBE5F1"/>
+          </w:tcPr>
+          <w:p>
+            <w:r>
+              <w:rPr>
+                <w:b/>
+                <w:sz w:val="20"/>
+              </w:rPr>
+            </w:r>
+            <w:r>
+              <w:rPr>
+                <w:b/>
+                <w:sz w:val="20"/>
+              </w:rPr>
+              <w:t>How PoC advances it locally</w:t>
+            </w:r>
+          </w:p>
+        </w:tc>
+      </w:tr>
+      <w:tr>
+        <w:tc>
+          <w:tcPr>
+            <w:tcW w:type="dxa" w:w="4320"/>
+          </w:tcPr>
+          <w:p>
+            <w:r>
+              <w:rPr>
+                <w:sz w:val="20"/>
+              </w:rPr>
+            </w:r>
+            <w:r>
+              <w:rPr>
+                <w:b/>
+                <w:sz w:val="20"/>
+              </w:rPr>
+              <w:t>Reversing the decline in veterinary visits</w:t>
+            </w:r>
+          </w:p>
+        </w:tc>
+        <w:tc>
+          <w:tcPr>
+            <w:tcW w:type="dxa" w:w="4320"/>
+          </w:tcPr>
+          <w:p>
+            <w:r>
+              <w:rPr>
+                <w:sz w:val="20"/>
+              </w:rPr>
+            </w:r>
+            <w:r>
+              <w:rPr>
+                <w:sz w:val="20"/>
+              </w:rPr>
+              <w:t xml:space="preserve">Local insight into *why*; promote </w:t>
+            </w:r>
+            <w:r>
+              <w:rPr>
+                <w:b/>
+                <w:sz w:val="20"/>
+              </w:rPr>
+              <w:t>wellness visits</w:t>
+            </w:r>
+            <w:r>
+              <w:rPr>
+                <w:sz w:val="20"/>
+              </w:rPr>
+              <w:t>; bring vets into the community as their "rainmaker" (directory, lead-gen, card anchored on a wellness exam)</w:t>
+            </w:r>
+          </w:p>
+        </w:tc>
+      </w:tr>
+      <w:tr>
+        <w:tc>
+          <w:tcPr>
+            <w:tcW w:type="dxa" w:w="4320"/>
+          </w:tcPr>
+          <w:p>
+            <w:r>
+              <w:rPr>
+                <w:sz w:val="20"/>
+              </w:rPr>
+            </w:r>
+            <w:r>
+              <w:rPr>
+                <w:b/>
+                <w:sz w:val="20"/>
+              </w:rPr>
+              <w:t>Pet-inclusive housing</w:t>
+            </w:r>
+          </w:p>
+        </w:tc>
+        <w:tc>
+          <w:tcPr>
+            <w:tcW w:type="dxa" w:w="4320"/>
+          </w:tcPr>
+          <w:p>
+            <w:r>
+              <w:rPr>
+                <w:sz w:val="20"/>
+              </w:rPr>
+            </w:r>
+            <w:r>
+              <w:rPr>
+                <w:sz w:val="20"/>
+              </w:rPr>
+              <w:t>Pet-friendly housing listings + local demand data + advocacy amplification</w:t>
+            </w:r>
+          </w:p>
+        </w:tc>
+      </w:tr>
+      <w:tr>
+        <w:tc>
+          <w:tcPr>
+            <w:tcW w:type="dxa" w:w="4320"/>
+          </w:tcPr>
+          <w:p>
+            <w:r>
+              <w:rPr>
+                <w:sz w:val="20"/>
+              </w:rPr>
+            </w:r>
+            <w:r>
+              <w:rPr>
+                <w:b/>
+                <w:sz w:val="20"/>
+              </w:rPr>
+              <w:t>Independent pet retailer support</w:t>
+            </w:r>
+          </w:p>
+        </w:tc>
+        <w:tc>
+          <w:tcPr>
+            <w:tcW w:type="dxa" w:w="4320"/>
+          </w:tcPr>
+          <w:p>
+            <w:r>
+              <w:rPr>
+                <w:sz w:val="20"/>
+              </w:rPr>
+            </w:r>
+            <w:r>
+              <w:rPr>
+                <w:sz w:val="20"/>
+              </w:rPr>
+              <w:t>Foot traffic via directory/featured listings/discount card + local economic-impact data</w:t>
+            </w:r>
+          </w:p>
+        </w:tc>
+      </w:tr>
+      <w:tr>
+        <w:tc>
+          <w:tcPr>
+            <w:tcW w:type="dxa" w:w="4320"/>
+          </w:tcPr>
+          <w:p>
+            <w:r>
+              <w:rPr>
+                <w:sz w:val="20"/>
+              </w:rPr>
+            </w:r>
+            <w:r>
+              <w:rPr>
+                <w:b/>
+                <w:sz w:val="20"/>
+              </w:rPr>
+              <w:t>Advocacy for live animal sales in retail</w:t>
+            </w:r>
+          </w:p>
+        </w:tc>
+        <w:tc>
+          <w:tcPr>
+            <w:tcW w:type="dxa" w:w="4320"/>
+          </w:tcPr>
+          <w:p>
+            <w:r>
+              <w:rPr>
+                <w:sz w:val="20"/>
+              </w:rPr>
+            </w:r>
+            <w:r>
+              <w:rPr>
+                <w:sz w:val="20"/>
+              </w:rPr>
+              <w:t>Local community mobilization + local evidence where bans are decided</w:t>
+            </w:r>
+          </w:p>
+        </w:tc>
+      </w:tr>
+      <w:tr>
+        <w:tc>
+          <w:tcPr>
+            <w:tcW w:type="dxa" w:w="4320"/>
+          </w:tcPr>
+          <w:p>
+            <w:r>
+              <w:rPr>
+                <w:sz w:val="20"/>
+              </w:rPr>
+            </w:r>
+            <w:r>
+              <w:rPr>
+                <w:b/>
+                <w:sz w:val="20"/>
+              </w:rPr>
+              <w:t>Pets in the Classroom / HABRI</w:t>
+            </w:r>
+          </w:p>
+        </w:tc>
+        <w:tc>
+          <w:tcPr>
+            <w:tcW w:type="dxa" w:w="4320"/>
+          </w:tcPr>
+          <w:p>
+            <w:r>
+              <w:rPr>
+                <w:sz w:val="20"/>
+              </w:rPr>
+            </w:r>
+            <w:r>
+              <w:rPr>
+                <w:sz w:val="20"/>
+              </w:rPr>
+              <w:t>Local promotion, school/teacher reach, ownership funnel; localizes the human-animal bond + can feed research</w:t>
+            </w:r>
+          </w:p>
+        </w:tc>
+      </w:tr>
+      <w:tr>
+        <w:tc>
+          <w:tcPr>
+            <w:tcW w:type="dxa" w:w="4320"/>
+          </w:tcPr>
+          <w:p>
+            <w:r>
+              <w:rPr>
+                <w:sz w:val="20"/>
+              </w:rPr>
+            </w:r>
+            <w:r>
+              <w:rPr>
+                <w:b/>
+                <w:sz w:val="20"/>
+              </w:rPr>
+              <w:t>Member-brand connection</w:t>
+            </w:r>
+          </w:p>
+        </w:tc>
+        <w:tc>
+          <w:tcPr>
+            <w:tcW w:type="dxa" w:w="4320"/>
+          </w:tcPr>
+          <w:p>
+            <w:r>
+              <w:rPr>
+                <w:sz w:val="20"/>
+              </w:rPr>
+            </w:r>
+            <w:r>
+              <w:rPr>
+                <w:sz w:val="20"/>
+              </w:rPr>
+              <w:t>A channel to connect member-brand products and people in local communities</w:t>
+            </w:r>
+          </w:p>
+        </w:tc>
+      </w:tr>
+    </w:tbl>
+    <w:p>
+      <w:r>
+        <w:rPr>
+          <w:b/>
+        </w:rPr>
+        <w:t>What this means for the MVP.</w:t>
+      </w:r>
+      <w:r>
+        <w:t xml:space="preserve"> The pilot is built to test </w:t>
+      </w:r>
+      <w:r>
+        <w:rPr>
+          <w:b/>
+        </w:rPr>
+        <w:t>mission-amplification, not just the P&amp;L.</w:t>
+      </w:r>
+      <w:r>
+        <w:t xml:space="preserve"> Alongside subscribers, CAC, engagement, and the high-margin monetization lines, we explicitly measure the </w:t>
+      </w:r>
+      <w:r>
+        <w:rPr>
+          <w:b/>
+        </w:rPr>
+        <w:t>vet-wellness-visit</w:t>
+      </w:r>
+      <w:r>
+        <w:t xml:space="preserve"> signal and vet/shelter/retailer/housing participation — so a GO proves PoC </w:t>
+      </w:r>
+      <w:r>
+        <w:rPr>
+          <w:b/>
+        </w:rPr>
+        <w:t>advances APPA's mission</w:t>
+      </w:r>
+      <w:r>
+        <w:t>, not merely that it can make money. *(Full rationale: PoC-Strategic-Rationale-Why.md (./PoC-Strategic-Rationale-Why.md).)*</w:t>
+      </w:r>
+    </w:p>
+    <w:p>
+      <w:r>
+        <w:br/>
       </w:r>
     </w:p>
     <w:p>
